--- a/docs/qms/evidence-2026/QMS_Word/forms__FRM-00_Document_Template.docx
+++ b/docs/qms/evidence-2026/QMS_Word/forms__FRM-00_Document_Template.docx
@@ -17,20 +17,20 @@
     </w:p>
     <w:tbl>
       <w:tblPr>
-        <w:tblW w:w="1922" w:type="dxa"/>
-        <w:jc w:val="left"/>
-        <w:tblInd w:w="0" w:type="dxa"/>
+        <w:tblW w:w="2336" w:type="dxa"/>
+        <w:jc w:val="left"/>
+        <w:tblInd w:w="-7" w:type="dxa"/>
         <w:tblLayout w:type="fixed"/>
         <w:tblCellMar>
-          <w:top w:w="28" w:type="dxa"/>
-          <w:left w:w="28" w:type="dxa"/>
-          <w:bottom w:w="28" w:type="dxa"/>
-          <w:right w:w="28" w:type="dxa"/>
+          <w:top w:w="60" w:type="dxa"/>
+          <w:left w:w="60" w:type="dxa"/>
+          <w:bottom w:w="60" w:type="dxa"/>
+          <w:right w:w="60" w:type="dxa"/>
         </w:tblCellMar>
       </w:tblPr>
       <w:tblGrid>
-        <w:gridCol w:w="961"/>
-        <w:gridCol w:w="961"/>
+        <w:gridCol w:w="995"/>
+        <w:gridCol w:w="1341"/>
       </w:tblGrid>
       <w:tr>
         <w:trPr>
@@ -38,44 +38,60 @@
         </w:trPr>
         <w:tc>
           <w:tcPr>
-            <w:tcW w:w="961" w:type="dxa"/>
-            <w:tcBorders/>
+            <w:tcW w:w="995" w:type="dxa"/>
+            <w:tcBorders>
+              <w:top w:val="single" w:sz="6" w:space="0" w:color="BFC7D5"/>
+              <w:left w:val="single" w:sz="6" w:space="0" w:color="BFC7D5"/>
+              <w:bottom w:val="single" w:sz="2" w:space="0" w:color="BFC7D5"/>
+              <w:right w:val="single" w:sz="6" w:space="0" w:color="BFC7D5"/>
+            </w:tcBorders>
+            <w:shd w:fill="1F3A5F" w:val="clear"/>
             <w:vAlign w:val="center"/>
           </w:tcPr>
           <w:p>
             <w:pPr>
               <w:pStyle w:val="TableHeading"/>
-              <w:suppressLineNumbers/>
-              <w:shd w:fill="1F3A5F" w:val="clear"/>
-              <w:bidi w:val="0"/>
-              <w:spacing w:before="0" w:after="283"/>
-              <w:jc w:val="center"/>
-              <w:rPr/>
-            </w:pPr>
-            <w:r>
-              <w:rPr/>
+              <w:bidi w:val="0"/>
+              <w:spacing w:before="0" w:after="283"/>
+              <w:jc w:val="left"/>
+              <w:rPr>
+                <w:color w:val="FFFFFF"/>
+              </w:rPr>
+            </w:pPr>
+            <w:r>
+              <w:rPr>
+                <w:color w:val="FFFFFF"/>
+              </w:rPr>
               <w:t>Field</w:t>
             </w:r>
           </w:p>
         </w:tc>
         <w:tc>
           <w:tcPr>
-            <w:tcW w:w="961" w:type="dxa"/>
-            <w:tcBorders/>
+            <w:tcW w:w="1341" w:type="dxa"/>
+            <w:tcBorders>
+              <w:top w:val="single" w:sz="6" w:space="0" w:color="BFC7D5"/>
+              <w:left w:val="single" w:sz="2" w:space="0" w:color="BFC7D5"/>
+              <w:bottom w:val="single" w:sz="2" w:space="0" w:color="BFC7D5"/>
+              <w:right w:val="single" w:sz="6" w:space="0" w:color="BFC7D5"/>
+            </w:tcBorders>
+            <w:shd w:fill="1F3A5F" w:val="clear"/>
             <w:vAlign w:val="center"/>
           </w:tcPr>
           <w:p>
             <w:pPr>
               <w:pStyle w:val="TableHeading"/>
-              <w:suppressLineNumbers/>
-              <w:shd w:fill="1F3A5F" w:val="clear"/>
-              <w:bidi w:val="0"/>
-              <w:spacing w:before="0" w:after="283"/>
-              <w:jc w:val="center"/>
-              <w:rPr/>
-            </w:pPr>
-            <w:r>
-              <w:rPr/>
+              <w:bidi w:val="0"/>
+              <w:spacing w:before="0" w:after="283"/>
+              <w:jc w:val="left"/>
+              <w:rPr>
+                <w:color w:val="FFFFFF"/>
+              </w:rPr>
+            </w:pPr>
+            <w:r>
+              <w:rPr>
+                <w:color w:val="FFFFFF"/>
+              </w:rPr>
               <w:t>Value</w:t>
             </w:r>
           </w:p>
@@ -85,8 +101,12 @@
         <w:trPr/>
         <w:tc>
           <w:tcPr>
-            <w:tcW w:w="961" w:type="dxa"/>
-            <w:tcBorders/>
+            <w:tcW w:w="995" w:type="dxa"/>
+            <w:tcBorders>
+              <w:left w:val="single" w:sz="6" w:space="0" w:color="BFC7D5"/>
+              <w:bottom w:val="single" w:sz="2" w:space="0" w:color="BFC7D5"/>
+              <w:right w:val="single" w:sz="6" w:space="0" w:color="BFC7D5"/>
+            </w:tcBorders>
             <w:vAlign w:val="center"/>
           </w:tcPr>
           <w:p>
@@ -105,8 +125,12 @@
         </w:tc>
         <w:tc>
           <w:tcPr>
-            <w:tcW w:w="961" w:type="dxa"/>
-            <w:tcBorders/>
+            <w:tcW w:w="1341" w:type="dxa"/>
+            <w:tcBorders>
+              <w:left w:val="single" w:sz="2" w:space="0" w:color="BFC7D5"/>
+              <w:bottom w:val="single" w:sz="2" w:space="0" w:color="BFC7D5"/>
+              <w:right w:val="single" w:sz="6" w:space="0" w:color="BFC7D5"/>
+            </w:tcBorders>
             <w:vAlign w:val="center"/>
           </w:tcPr>
           <w:p>
@@ -128,8 +152,12 @@
         <w:trPr/>
         <w:tc>
           <w:tcPr>
-            <w:tcW w:w="961" w:type="dxa"/>
-            <w:tcBorders/>
+            <w:tcW w:w="995" w:type="dxa"/>
+            <w:tcBorders>
+              <w:left w:val="single" w:sz="6" w:space="0" w:color="BFC7D5"/>
+              <w:bottom w:val="single" w:sz="2" w:space="0" w:color="BFC7D5"/>
+              <w:right w:val="single" w:sz="6" w:space="0" w:color="BFC7D5"/>
+            </w:tcBorders>
             <w:vAlign w:val="center"/>
           </w:tcPr>
           <w:p>
@@ -148,8 +176,12 @@
         </w:tc>
         <w:tc>
           <w:tcPr>
-            <w:tcW w:w="961" w:type="dxa"/>
-            <w:tcBorders/>
+            <w:tcW w:w="1341" w:type="dxa"/>
+            <w:tcBorders>
+              <w:left w:val="single" w:sz="2" w:space="0" w:color="BFC7D5"/>
+              <w:bottom w:val="single" w:sz="2" w:space="0" w:color="BFC7D5"/>
+              <w:right w:val="single" w:sz="6" w:space="0" w:color="BFC7D5"/>
+            </w:tcBorders>
             <w:vAlign w:val="center"/>
           </w:tcPr>
           <w:p>
@@ -171,8 +203,12 @@
         <w:trPr/>
         <w:tc>
           <w:tcPr>
-            <w:tcW w:w="961" w:type="dxa"/>
-            <w:tcBorders/>
+            <w:tcW w:w="995" w:type="dxa"/>
+            <w:tcBorders>
+              <w:left w:val="single" w:sz="6" w:space="0" w:color="BFC7D5"/>
+              <w:bottom w:val="single" w:sz="2" w:space="0" w:color="BFC7D5"/>
+              <w:right w:val="single" w:sz="6" w:space="0" w:color="BFC7D5"/>
+            </w:tcBorders>
             <w:vAlign w:val="center"/>
           </w:tcPr>
           <w:p>
@@ -191,8 +227,12 @@
         </w:tc>
         <w:tc>
           <w:tcPr>
-            <w:tcW w:w="961" w:type="dxa"/>
-            <w:tcBorders/>
+            <w:tcW w:w="1341" w:type="dxa"/>
+            <w:tcBorders>
+              <w:left w:val="single" w:sz="2" w:space="0" w:color="BFC7D5"/>
+              <w:bottom w:val="single" w:sz="2" w:space="0" w:color="BFC7D5"/>
+              <w:right w:val="single" w:sz="6" w:space="0" w:color="BFC7D5"/>
+            </w:tcBorders>
             <w:vAlign w:val="center"/>
           </w:tcPr>
           <w:p>
@@ -207,7 +247,7 @@
               <w:rPr>
                 <w:rStyle w:val="Strong"/>
               </w:rPr>
-              <w:t>DRAFT — not yet approved</w:t>
+              <w:t>APPROVED</w:t>
             </w:r>
           </w:p>
         </w:tc>
@@ -216,8 +256,12 @@
         <w:trPr/>
         <w:tc>
           <w:tcPr>
-            <w:tcW w:w="961" w:type="dxa"/>
-            <w:tcBorders/>
+            <w:tcW w:w="995" w:type="dxa"/>
+            <w:tcBorders>
+              <w:left w:val="single" w:sz="6" w:space="0" w:color="BFC7D5"/>
+              <w:bottom w:val="single" w:sz="2" w:space="0" w:color="BFC7D5"/>
+              <w:right w:val="single" w:sz="6" w:space="0" w:color="BFC7D5"/>
+            </w:tcBorders>
             <w:vAlign w:val="center"/>
           </w:tcPr>
           <w:p>
@@ -236,8 +280,12 @@
         </w:tc>
         <w:tc>
           <w:tcPr>
-            <w:tcW w:w="961" w:type="dxa"/>
-            <w:tcBorders/>
+            <w:tcW w:w="1341" w:type="dxa"/>
+            <w:tcBorders>
+              <w:left w:val="single" w:sz="2" w:space="0" w:color="BFC7D5"/>
+              <w:bottom w:val="single" w:sz="2" w:space="0" w:color="BFC7D5"/>
+              <w:right w:val="single" w:sz="6" w:space="0" w:color="BFC7D5"/>
+            </w:tcBorders>
             <w:vAlign w:val="center"/>
           </w:tcPr>
           <w:p>
@@ -250,7 +298,7 @@
             </w:pPr>
             <w:r>
               <w:rPr/>
-              <w:t>Managing Director</w:t>
+              <w:t>Managing Director (Anita Johan)</w:t>
             </w:r>
           </w:p>
         </w:tc>
@@ -259,8 +307,12 @@
         <w:trPr/>
         <w:tc>
           <w:tcPr>
-            <w:tcW w:w="961" w:type="dxa"/>
-            <w:tcBorders/>
+            <w:tcW w:w="995" w:type="dxa"/>
+            <w:tcBorders>
+              <w:left w:val="single" w:sz="6" w:space="0" w:color="BFC7D5"/>
+              <w:bottom w:val="single" w:sz="2" w:space="0" w:color="BFC7D5"/>
+              <w:right w:val="single" w:sz="6" w:space="0" w:color="BFC7D5"/>
+            </w:tcBorders>
             <w:vAlign w:val="center"/>
           </w:tcPr>
           <w:p>
@@ -279,8 +331,12 @@
         </w:tc>
         <w:tc>
           <w:tcPr>
-            <w:tcW w:w="961" w:type="dxa"/>
-            <w:tcBorders/>
+            <w:tcW w:w="1341" w:type="dxa"/>
+            <w:tcBorders>
+              <w:left w:val="single" w:sz="2" w:space="0" w:color="BFC7D5"/>
+              <w:bottom w:val="single" w:sz="2" w:space="0" w:color="BFC7D5"/>
+              <w:right w:val="single" w:sz="6" w:space="0" w:color="BFC7D5"/>
+            </w:tcBorders>
             <w:vAlign w:val="center"/>
           </w:tcPr>
           <w:p>
@@ -294,6 +350,212 @@
             <w:r>
               <w:rPr/>
               <w:t>7.5.2</w:t>
+            </w:r>
+          </w:p>
+        </w:tc>
+      </w:tr>
+      <w:tr>
+        <w:trPr/>
+        <w:tc>
+          <w:tcPr>
+            <w:tcW w:w="995" w:type="dxa"/>
+            <w:tcBorders>
+              <w:left w:val="single" w:sz="6" w:space="0" w:color="BFC7D5"/>
+              <w:bottom w:val="single" w:sz="2" w:space="0" w:color="BFC7D5"/>
+              <w:right w:val="single" w:sz="6" w:space="0" w:color="BFC7D5"/>
+            </w:tcBorders>
+            <w:vAlign w:val="center"/>
+          </w:tcPr>
+          <w:p>
+            <w:pPr>
+              <w:pStyle w:val="TableContents"/>
+              <w:bidi w:val="0"/>
+              <w:spacing w:before="0" w:after="283"/>
+              <w:jc w:val="left"/>
+              <w:rPr/>
+            </w:pPr>
+            <w:r>
+              <w:rPr/>
+              <w:t>Prepared by</w:t>
+            </w:r>
+          </w:p>
+        </w:tc>
+        <w:tc>
+          <w:tcPr>
+            <w:tcW w:w="1341" w:type="dxa"/>
+            <w:tcBorders>
+              <w:left w:val="single" w:sz="2" w:space="0" w:color="BFC7D5"/>
+              <w:bottom w:val="single" w:sz="2" w:space="0" w:color="BFC7D5"/>
+              <w:right w:val="single" w:sz="6" w:space="0" w:color="BFC7D5"/>
+            </w:tcBorders>
+            <w:vAlign w:val="center"/>
+          </w:tcPr>
+          <w:p>
+            <w:pPr>
+              <w:pStyle w:val="TableContents"/>
+              <w:bidi w:val="0"/>
+              <w:spacing w:before="0" w:after="283"/>
+              <w:jc w:val="left"/>
+              <w:rPr/>
+            </w:pPr>
+            <w:r>
+              <w:rPr/>
+              <w:t>Richard Watson Stephen Amudha (Lead Engineer) — 2026-10-07</w:t>
+            </w:r>
+          </w:p>
+        </w:tc>
+      </w:tr>
+      <w:tr>
+        <w:trPr/>
+        <w:tc>
+          <w:tcPr>
+            <w:tcW w:w="995" w:type="dxa"/>
+            <w:tcBorders>
+              <w:left w:val="single" w:sz="6" w:space="0" w:color="BFC7D5"/>
+              <w:bottom w:val="single" w:sz="2" w:space="0" w:color="BFC7D5"/>
+              <w:right w:val="single" w:sz="6" w:space="0" w:color="BFC7D5"/>
+            </w:tcBorders>
+            <w:vAlign w:val="center"/>
+          </w:tcPr>
+          <w:p>
+            <w:pPr>
+              <w:pStyle w:val="TableContents"/>
+              <w:bidi w:val="0"/>
+              <w:spacing w:before="0" w:after="283"/>
+              <w:jc w:val="left"/>
+              <w:rPr/>
+            </w:pPr>
+            <w:r>
+              <w:rPr/>
+              <w:t>Reviewed by</w:t>
+            </w:r>
+          </w:p>
+        </w:tc>
+        <w:tc>
+          <w:tcPr>
+            <w:tcW w:w="1341" w:type="dxa"/>
+            <w:tcBorders>
+              <w:left w:val="single" w:sz="2" w:space="0" w:color="BFC7D5"/>
+              <w:bottom w:val="single" w:sz="2" w:space="0" w:color="BFC7D5"/>
+              <w:right w:val="single" w:sz="6" w:space="0" w:color="BFC7D5"/>
+            </w:tcBorders>
+            <w:vAlign w:val="center"/>
+          </w:tcPr>
+          <w:p>
+            <w:pPr>
+              <w:pStyle w:val="TableContents"/>
+              <w:bidi w:val="0"/>
+              <w:spacing w:before="0" w:after="283"/>
+              <w:jc w:val="left"/>
+              <w:rPr/>
+            </w:pPr>
+            <w:r>
+              <w:rPr/>
+              <w:t>Alexander Peter (EchoMind Project Lead) — 2026-10-07</w:t>
+            </w:r>
+          </w:p>
+        </w:tc>
+      </w:tr>
+      <w:tr>
+        <w:trPr/>
+        <w:tc>
+          <w:tcPr>
+            <w:tcW w:w="995" w:type="dxa"/>
+            <w:tcBorders>
+              <w:left w:val="single" w:sz="6" w:space="0" w:color="BFC7D5"/>
+              <w:bottom w:val="single" w:sz="2" w:space="0" w:color="BFC7D5"/>
+              <w:right w:val="single" w:sz="6" w:space="0" w:color="BFC7D5"/>
+            </w:tcBorders>
+            <w:vAlign w:val="center"/>
+          </w:tcPr>
+          <w:p>
+            <w:pPr>
+              <w:pStyle w:val="TableContents"/>
+              <w:bidi w:val="0"/>
+              <w:spacing w:before="0" w:after="283"/>
+              <w:jc w:val="left"/>
+              <w:rPr/>
+            </w:pPr>
+            <w:r>
+              <w:rPr/>
+              <w:t>Quality assurance</w:t>
+            </w:r>
+          </w:p>
+        </w:tc>
+        <w:tc>
+          <w:tcPr>
+            <w:tcW w:w="1341" w:type="dxa"/>
+            <w:tcBorders>
+              <w:left w:val="single" w:sz="2" w:space="0" w:color="BFC7D5"/>
+              <w:bottom w:val="single" w:sz="2" w:space="0" w:color="BFC7D5"/>
+              <w:right w:val="single" w:sz="6" w:space="0" w:color="BFC7D5"/>
+            </w:tcBorders>
+            <w:vAlign w:val="center"/>
+          </w:tcPr>
+          <w:p>
+            <w:pPr>
+              <w:pStyle w:val="TableContents"/>
+              <w:bidi w:val="0"/>
+              <w:spacing w:before="0" w:after="283"/>
+              <w:jc w:val="left"/>
+              <w:rPr/>
+            </w:pPr>
+            <w:r>
+              <w:rPr/>
+              <w:t>Sheryl Nazareth (QA / MR) — 2026-10-07</w:t>
+            </w:r>
+          </w:p>
+        </w:tc>
+      </w:tr>
+      <w:tr>
+        <w:trPr/>
+        <w:tc>
+          <w:tcPr>
+            <w:tcW w:w="995" w:type="dxa"/>
+            <w:tcBorders>
+              <w:left w:val="single" w:sz="6" w:space="0" w:color="BFC7D5"/>
+              <w:bottom w:val="single" w:sz="6" w:space="0" w:color="BFC7D5"/>
+              <w:right w:val="single" w:sz="6" w:space="0" w:color="BFC7D5"/>
+            </w:tcBorders>
+            <w:vAlign w:val="center"/>
+          </w:tcPr>
+          <w:p>
+            <w:pPr>
+              <w:pStyle w:val="TableContents"/>
+              <w:bidi w:val="0"/>
+              <w:spacing w:before="0" w:after="283"/>
+              <w:jc w:val="left"/>
+              <w:rPr/>
+            </w:pPr>
+            <w:r>
+              <w:rPr/>
+              <w:t>Approval record</w:t>
+            </w:r>
+          </w:p>
+        </w:tc>
+        <w:tc>
+          <w:tcPr>
+            <w:tcW w:w="1341" w:type="dxa"/>
+            <w:tcBorders>
+              <w:left w:val="single" w:sz="2" w:space="0" w:color="BFC7D5"/>
+              <w:bottom w:val="single" w:sz="6" w:space="0" w:color="BFC7D5"/>
+              <w:right w:val="single" w:sz="6" w:space="0" w:color="BFC7D5"/>
+            </w:tcBorders>
+            <w:vAlign w:val="center"/>
+          </w:tcPr>
+          <w:p>
+            <w:pPr>
+              <w:pStyle w:val="TableContents"/>
+              <w:bidi w:val="0"/>
+              <w:spacing w:before="0" w:after="283"/>
+              <w:jc w:val="left"/>
+              <w:rPr/>
+            </w:pPr>
+            <w:r>
+              <w:rPr>
+                <w:rStyle w:val="SourceText"/>
+              </w:rPr>
+              <w:t>records/approvals/2026-10-07_AR-2026-001_document_approval.md</w:t>
             </w:r>
           </w:p>
         </w:tc>
@@ -442,21 +704,21 @@
         <w:rPr>
           <w:rStyle w:val="SourceText"/>
         </w:rPr>
-        <w:t>| Approved by | `________________________` |</w:t>
-      </w:r>
-    </w:p>
-    <w:p>
-      <w:pPr>
-        <w:pStyle w:val="PreformattedText"/>
-        <w:bidi w:val="0"/>
-        <w:jc w:val="left"/>
-        <w:rPr/>
-      </w:pPr>
-      <w:r>
-        <w:rPr>
-          <w:rStyle w:val="SourceText"/>
-        </w:rPr>
-        <w:t>| Approval date | `____ / ____ / ________` |</w:t>
+        <w:t>| Approved by | Anita Johan (Managing Director) |</w:t>
+      </w:r>
+    </w:p>
+    <w:p>
+      <w:pPr>
+        <w:pStyle w:val="PreformattedText"/>
+        <w:bidi w:val="0"/>
+        <w:jc w:val="left"/>
+        <w:rPr/>
+      </w:pPr>
+      <w:r>
+        <w:rPr>
+          <w:rStyle w:val="SourceText"/>
+        </w:rPr>
+        <w:t>| Approval date | 2026-10-07 |</w:t>
       </w:r>
     </w:p>
     <w:p>
@@ -832,7 +1094,7 @@
         <w:rPr>
           <w:rStyle w:val="SourceText"/>
         </w:rPr>
-        <w:t>backend/app/main.py:185</w:t>
+        <w:t>backend/app/main.py:212</w:t>
       </w:r>
       <w:r>
         <w:rPr/>
